--- a/pr-preview/pr-225/logistic-inference-handout.docx
+++ b/pr-preview/pr-225/logistic-inference-handout.docx
@@ -15,7 +15,7 @@
         <w:pStyle w:val="Date"/>
       </w:pPr>
       <w:r>
-        <w:t xml:space="preserve">Last modified: 2026-10-15 15:42:22 (PDT)</w:t>
+        <w:t xml:space="preserve">Last modified: 2026-10-15 17:49:49 (PDT)</w:t>
       </w:r>
     </w:p>
     <w:bookmarkStart w:id="13" w:name="introduction"/>
@@ -7699,7 +7699,32 @@
         <w:t xml:space="preserve"> </w:t>
       </w:r>
       <w:r>
-        <w:t xml:space="preserve">The term is</w:t>
+        <w:t xml:space="preserve">A count of</w:t>
+      </w:r>
+      <w:r>
+        <w:t xml:space="preserve"> </w:t>
+      </w:r>
+      <m:oMath>
+        <m:r>
+          <m:t>0</m:t>
+        </m:r>
+      </m:oMath>
+      <w:r>
+        <w:t xml:space="preserve"> </w:t>
+      </w:r>
+      <w:r>
+        <w:t xml:space="preserve">times a logarithm is taken as</w:t>
+      </w:r>
+      <w:r>
+        <w:t xml:space="preserve"> </w:t>
+      </w:r>
+      <m:oMath>
+        <m:r>
+          <m:t>0</m:t>
+        </m:r>
+      </m:oMath>
+      <w:r>
+        <w:t xml:space="preserve">, so the term is</w:t>
       </w:r>
       <w:r>
         <w:t xml:space="preserve"> </w:t>
@@ -7864,7 +7889,7 @@
         <w:t xml:space="preserve"> </w:t>
       </w:r>
       <w:r>
-        <w:t xml:space="preserve">The term is</w:t>
+        <w:t xml:space="preserve">By the same convention, the term is</w:t>
       </w:r>
       <w:r>
         <w:t xml:space="preserve"> </w:t>
